--- a/materials/pdf/original/DS16_AB_Ausblick-Turingmaschine.docx
+++ b/materials/pdf/original/DS16_AB_Ausblick-Turingmaschine.docx
@@ -4665,7 +4665,7 @@
         <w:sz w:val="16"/>
         <w:szCs w:val="16"/>
       </w:rPr>
-      <w:t xml:space="preserve">Max-Planck-Gymnasium Delmenhorst  ·  DS16 · Arbeitsblatt</w:t>
+      <w:t xml:space="preserve">Max-Planck-Gymnasium Delmenhorst  ·  DS16 · Arbeitsblatt  ·  CC BY-SA 4.0 Frank Juchim</w:t>
     </w:r>
     <w:r>
       <w:rPr>
